--- a/Instruction_manual.docx
+++ b/Instruction_manual.docx
@@ -52,23 +52,7 @@
           <w:sz w:val="20"/>
           <w:szCs w:val="20"/>
         </w:rPr>
-        <w:t>Баклан-</w:t>
-      </w:r>
-      <w:proofErr w:type="spellStart"/>
-      <w:r>
-        <w:rPr>
-          <w:sz w:val="20"/>
-          <w:szCs w:val="20"/>
-        </w:rPr>
-        <w:t>варио</w:t>
-      </w:r>
-      <w:proofErr w:type="spellEnd"/>
-      <w:r>
-        <w:rPr>
-          <w:sz w:val="20"/>
-          <w:szCs w:val="20"/>
-        </w:rPr>
-        <w:t xml:space="preserve"> – барометрический вариометр с звуковой индикацией и передачей данных через </w:t>
+        <w:t xml:space="preserve">Баклан-варио – барометрический вариометр с звуковой индикацией и передачей данных через </w:t>
       </w:r>
       <w:r>
         <w:rPr>
@@ -378,23 +362,7 @@
           <w:sz w:val="20"/>
           <w:szCs w:val="20"/>
         </w:rPr>
-        <w:t>(для основной массы устройств</w:t>
-      </w:r>
-      <w:proofErr w:type="gramStart"/>
-      <w:r>
-        <w:rPr>
-          <w:sz w:val="20"/>
-          <w:szCs w:val="20"/>
-        </w:rPr>
-        <w:t>)</w:t>
-      </w:r>
-      <w:proofErr w:type="gramEnd"/>
-      <w:r>
-        <w:rPr>
-          <w:sz w:val="20"/>
-          <w:szCs w:val="20"/>
-        </w:rPr>
-        <w:t xml:space="preserve"> Откройте настройки </w:t>
+        <w:t xml:space="preserve">(для основной массы устройств) Откройте настройки </w:t>
       </w:r>
       <w:r>
         <w:rPr>
@@ -411,7 +379,6 @@
         </w:rPr>
         <w:t xml:space="preserve"> ведущего устройства. Найдите устройство </w:t>
       </w:r>
-      <w:proofErr w:type="spellStart"/>
       <w:r>
         <w:rPr>
           <w:sz w:val="20"/>
@@ -420,7 +387,6 @@
         </w:rPr>
         <w:t>Baklan</w:t>
       </w:r>
-      <w:proofErr w:type="spellEnd"/>
       <w:r>
         <w:rPr>
           <w:sz w:val="20"/>
@@ -428,7 +394,6 @@
         </w:rPr>
         <w:t xml:space="preserve"> </w:t>
       </w:r>
-      <w:proofErr w:type="spellStart"/>
       <w:r>
         <w:rPr>
           <w:sz w:val="20"/>
@@ -437,7 +402,6 @@
         </w:rPr>
         <w:t>Vario</w:t>
       </w:r>
-      <w:proofErr w:type="spellEnd"/>
       <w:r>
         <w:rPr>
           <w:sz w:val="20"/>
@@ -571,7 +535,6 @@
         </w:rPr>
         <w:t xml:space="preserve"> </w:t>
       </w:r>
-      <w:proofErr w:type="spellStart"/>
       <w:r>
         <w:rPr>
           <w:sz w:val="20"/>
@@ -580,7 +543,6 @@
         </w:rPr>
         <w:t>Baklan</w:t>
       </w:r>
-      <w:proofErr w:type="spellEnd"/>
       <w:r>
         <w:rPr>
           <w:sz w:val="20"/>
@@ -588,7 +550,6 @@
         </w:rPr>
         <w:t xml:space="preserve"> </w:t>
       </w:r>
-      <w:proofErr w:type="spellStart"/>
       <w:r>
         <w:rPr>
           <w:sz w:val="20"/>
@@ -597,7 +558,6 @@
         </w:rPr>
         <w:t>Vario</w:t>
       </w:r>
-      <w:proofErr w:type="spellEnd"/>
       <w:r>
         <w:rPr>
           <w:sz w:val="20"/>
@@ -909,7 +869,6 @@
         </w:rPr>
         <w:t xml:space="preserve">. В списке устройств выбрать </w:t>
       </w:r>
-      <w:proofErr w:type="spellStart"/>
       <w:r>
         <w:rPr>
           <w:sz w:val="20"/>
@@ -918,7 +877,6 @@
         </w:rPr>
         <w:t>Baklan</w:t>
       </w:r>
-      <w:proofErr w:type="spellEnd"/>
       <w:r>
         <w:rPr>
           <w:sz w:val="20"/>
@@ -926,7 +884,6 @@
         </w:rPr>
         <w:t xml:space="preserve"> </w:t>
       </w:r>
-      <w:proofErr w:type="spellStart"/>
       <w:r>
         <w:rPr>
           <w:sz w:val="20"/>
@@ -935,7 +892,6 @@
         </w:rPr>
         <w:t>Vario</w:t>
       </w:r>
-      <w:proofErr w:type="spellEnd"/>
       <w:r>
         <w:rPr>
           <w:sz w:val="20"/>
@@ -1455,17 +1411,8 @@
                 <w:sz w:val="18"/>
                 <w:szCs w:val="18"/>
               </w:rPr>
-              <w:t>-</w:t>
-            </w:r>
-            <w:proofErr w:type="spellStart"/>
-            <w:r>
-              <w:rPr>
-                <w:sz w:val="18"/>
-                <w:szCs w:val="18"/>
-              </w:rPr>
-              <w:t>exit</w:t>
-            </w:r>
-            <w:proofErr w:type="spellEnd"/>
+              <w:t>-exit</w:t>
+            </w:r>
           </w:p>
         </w:tc>
         <w:tc>
@@ -1570,25 +1517,7 @@
                 <w:szCs w:val="18"/>
                 <w:lang w:val="en-US"/>
               </w:rPr>
-              <w:t xml:space="preserve">set </w:t>
-            </w:r>
-            <w:proofErr w:type="spellStart"/>
-            <w:r>
-              <w:rPr>
-                <w:sz w:val="18"/>
-                <w:szCs w:val="18"/>
-                <w:lang w:val="en-US"/>
-              </w:rPr>
-              <w:t>vario</w:t>
-            </w:r>
-            <w:proofErr w:type="spellEnd"/>
-            <w:r>
-              <w:rPr>
-                <w:sz w:val="18"/>
-                <w:szCs w:val="18"/>
-                <w:lang w:val="en-US"/>
-              </w:rPr>
-              <w:t xml:space="preserve"> off X</w:t>
+              <w:t>set vario off X</w:t>
             </w:r>
           </w:p>
         </w:tc>
@@ -1669,15 +1598,7 @@
                 <w:sz w:val="18"/>
                 <w:szCs w:val="18"/>
               </w:rPr>
-              <w:t xml:space="preserve"> включает звуковую индикацию </w:t>
-            </w:r>
-            <w:proofErr w:type="spellStart"/>
-            <w:r>
-              <w:rPr>
-                <w:sz w:val="18"/>
-                <w:szCs w:val="18"/>
-              </w:rPr>
-              <w:t>пр</w:t>
+              <w:t xml:space="preserve"> включает звуковую индикацию пр</w:t>
             </w:r>
             <w:r>
               <w:rPr>
@@ -1693,7 +1614,6 @@
               </w:rPr>
               <w:t>дподъема</w:t>
             </w:r>
-            <w:proofErr w:type="spellEnd"/>
           </w:p>
         </w:tc>
       </w:tr>
@@ -1724,25 +1644,7 @@
                 <w:szCs w:val="18"/>
                 <w:lang w:val="en-US"/>
               </w:rPr>
-              <w:t xml:space="preserve">set lift </w:t>
-            </w:r>
-            <w:proofErr w:type="spellStart"/>
-            <w:r>
-              <w:rPr>
-                <w:sz w:val="18"/>
-                <w:szCs w:val="18"/>
-                <w:lang w:val="en-US"/>
-              </w:rPr>
-              <w:t>thres</w:t>
-            </w:r>
-            <w:proofErr w:type="spellEnd"/>
-            <w:r>
-              <w:rPr>
-                <w:sz w:val="18"/>
-                <w:szCs w:val="18"/>
-                <w:lang w:val="en-US"/>
-              </w:rPr>
-              <w:t xml:space="preserve"> X</w:t>
+              <w:t>set lift thres X</w:t>
             </w:r>
           </w:p>
         </w:tc>
@@ -1808,25 +1710,7 @@
                 <w:szCs w:val="18"/>
                 <w:lang w:val="en-US"/>
               </w:rPr>
-              <w:t xml:space="preserve">set sink </w:t>
-            </w:r>
-            <w:proofErr w:type="spellStart"/>
-            <w:r>
-              <w:rPr>
-                <w:sz w:val="18"/>
-                <w:szCs w:val="18"/>
-                <w:lang w:val="en-US"/>
-              </w:rPr>
-              <w:t>thres</w:t>
-            </w:r>
-            <w:proofErr w:type="spellEnd"/>
-            <w:r>
-              <w:rPr>
-                <w:sz w:val="18"/>
-                <w:szCs w:val="18"/>
-                <w:lang w:val="en-US"/>
-              </w:rPr>
-              <w:t xml:space="preserve"> X</w:t>
+              <w:t>set sink thres X</w:t>
             </w:r>
           </w:p>
         </w:tc>
@@ -1902,9 +1786,58 @@
                 <w:szCs w:val="18"/>
                 <w:lang w:val="en-US"/>
               </w:rPr>
+              <w:t xml:space="preserve"> thres X</w:t>
+            </w:r>
+          </w:p>
+        </w:tc>
+        <w:tc>
+          <w:tcPr>
+            <w:tcW w:w="6373" w:type="dxa"/>
+          </w:tcPr>
+          <w:p>
+            <w:pPr>
+              <w:spacing w:after="40"/>
+              <w:rPr>
+                <w:sz w:val="18"/>
+                <w:szCs w:val="18"/>
+              </w:rPr>
+            </w:pPr>
+            <w:r>
+              <w:rPr>
+                <w:sz w:val="18"/>
+                <w:szCs w:val="18"/>
+              </w:rPr>
+              <w:t>Устанавливает порог скороподъемности Х</w:t>
+            </w:r>
+            <w:r>
+              <w:rPr>
+                <w:sz w:val="18"/>
+                <w:szCs w:val="18"/>
+              </w:rPr>
+              <w:t xml:space="preserve"> см/сек</w:t>
+            </w:r>
+            <w:r>
+              <w:rPr>
+                <w:sz w:val="18"/>
+                <w:szCs w:val="18"/>
+              </w:rPr>
+              <w:t xml:space="preserve">, выше которого начинается прерывистая звуковая индикация предподъема. Этот параметр должен лежать в промежутке между </w:t>
+            </w:r>
+            <w:r>
+              <w:rPr>
+                <w:sz w:val="18"/>
+                <w:szCs w:val="18"/>
+                <w:lang w:val="en-US"/>
+              </w:rPr>
+              <w:t>lift</w:t>
+            </w:r>
+            <w:r>
+              <w:rPr>
+                <w:sz w:val="18"/>
+                <w:szCs w:val="18"/>
+              </w:rPr>
               <w:t xml:space="preserve"> </w:t>
             </w:r>
-            <w:proofErr w:type="spellStart"/>
             <w:r>
               <w:rPr>
                 <w:sz w:val="18"/>
@@ -1913,65 +1846,27 @@
               </w:rPr>
               <w:t>thres</w:t>
             </w:r>
-            <w:proofErr w:type="spellEnd"/>
+            <w:r>
+              <w:rPr>
+                <w:sz w:val="18"/>
+                <w:szCs w:val="18"/>
+              </w:rPr>
+              <w:t xml:space="preserve"> и </w:t>
+            </w:r>
             <w:r>
               <w:rPr>
                 <w:sz w:val="18"/>
                 <w:szCs w:val="18"/>
                 <w:lang w:val="en-US"/>
               </w:rPr>
-              <w:t xml:space="preserve"> X</w:t>
-            </w:r>
-          </w:p>
-        </w:tc>
-        <w:tc>
-          <w:tcPr>
-            <w:tcW w:w="6373" w:type="dxa"/>
-          </w:tcPr>
-          <w:p>
-            <w:pPr>
-              <w:spacing w:after="40"/>
-              <w:rPr>
-                <w:sz w:val="18"/>
-                <w:szCs w:val="18"/>
-              </w:rPr>
-            </w:pPr>
-            <w:r>
-              <w:rPr>
-                <w:sz w:val="18"/>
-                <w:szCs w:val="18"/>
-              </w:rPr>
-              <w:t>Устанавливает порог скороподъемности Х</w:t>
-            </w:r>
-            <w:r>
-              <w:rPr>
-                <w:sz w:val="18"/>
-                <w:szCs w:val="18"/>
-              </w:rPr>
-              <w:t xml:space="preserve"> см/сек</w:t>
-            </w:r>
-            <w:r>
-              <w:rPr>
-                <w:sz w:val="18"/>
-                <w:szCs w:val="18"/>
-              </w:rPr>
-              <w:t xml:space="preserve">, выше которого начинается прерывистая звуковая индикация </w:t>
-            </w:r>
-            <w:proofErr w:type="spellStart"/>
-            <w:r>
-              <w:rPr>
-                <w:sz w:val="18"/>
-                <w:szCs w:val="18"/>
-              </w:rPr>
-              <w:t>предподъема</w:t>
-            </w:r>
-            <w:proofErr w:type="spellEnd"/>
-            <w:r>
-              <w:rPr>
-                <w:sz w:val="18"/>
-                <w:szCs w:val="18"/>
-              </w:rPr>
-              <w:t xml:space="preserve">. Этот параметр должен лежать в промежутке между </w:t>
+              <w:t>sink</w:t>
+            </w:r>
+            <w:r>
+              <w:rPr>
+                <w:sz w:val="18"/>
+                <w:szCs w:val="18"/>
+              </w:rPr>
+              <w:t xml:space="preserve"> </w:t>
             </w:r>
             <w:r>
               <w:rPr>
@@ -1979,57 +1874,8 @@
                 <w:szCs w:val="18"/>
                 <w:lang w:val="en-US"/>
               </w:rPr>
-              <w:t>lift</w:t>
-            </w:r>
-            <w:r>
-              <w:rPr>
-                <w:sz w:val="18"/>
-                <w:szCs w:val="18"/>
-              </w:rPr>
-              <w:t xml:space="preserve"> </w:t>
-            </w:r>
-            <w:proofErr w:type="spellStart"/>
-            <w:r>
-              <w:rPr>
-                <w:sz w:val="18"/>
-                <w:szCs w:val="18"/>
-                <w:lang w:val="en-US"/>
-              </w:rPr>
               <w:t>thres</w:t>
             </w:r>
-            <w:proofErr w:type="spellEnd"/>
-            <w:r>
-              <w:rPr>
-                <w:sz w:val="18"/>
-                <w:szCs w:val="18"/>
-              </w:rPr>
-              <w:t xml:space="preserve"> и </w:t>
-            </w:r>
-            <w:r>
-              <w:rPr>
-                <w:sz w:val="18"/>
-                <w:szCs w:val="18"/>
-                <w:lang w:val="en-US"/>
-              </w:rPr>
-              <w:t>sink</w:t>
-            </w:r>
-            <w:r>
-              <w:rPr>
-                <w:sz w:val="18"/>
-                <w:szCs w:val="18"/>
-              </w:rPr>
-              <w:t xml:space="preserve"> </w:t>
-            </w:r>
-            <w:proofErr w:type="spellStart"/>
-            <w:r>
-              <w:rPr>
-                <w:sz w:val="18"/>
-                <w:szCs w:val="18"/>
-                <w:lang w:val="en-US"/>
-              </w:rPr>
-              <w:t>thres</w:t>
-            </w:r>
-            <w:proofErr w:type="spellEnd"/>
           </w:p>
         </w:tc>
       </w:tr>
@@ -2053,25 +1899,7 @@
                 <w:szCs w:val="18"/>
                 <w:lang w:val="en-US"/>
               </w:rPr>
-              <w:t xml:space="preserve">-set </w:t>
-            </w:r>
-            <w:proofErr w:type="spellStart"/>
-            <w:r>
-              <w:rPr>
-                <w:sz w:val="18"/>
-                <w:szCs w:val="18"/>
-                <w:lang w:val="en-US"/>
-              </w:rPr>
-              <w:t>kalman</w:t>
-            </w:r>
-            <w:proofErr w:type="spellEnd"/>
-            <w:r>
-              <w:rPr>
-                <w:sz w:val="18"/>
-                <w:szCs w:val="18"/>
-                <w:lang w:val="en-US"/>
-              </w:rPr>
-              <w:t xml:space="preserve"> q accel X</w:t>
+              <w:t>-set kalman q accel X</w:t>
             </w:r>
           </w:p>
         </w:tc>
@@ -2139,43 +1967,7 @@
                 <w:szCs w:val="18"/>
                 <w:lang w:val="en-US"/>
               </w:rPr>
-              <w:t xml:space="preserve">-set </w:t>
-            </w:r>
-            <w:proofErr w:type="spellStart"/>
-            <w:r>
-              <w:rPr>
-                <w:sz w:val="18"/>
-                <w:szCs w:val="18"/>
-                <w:lang w:val="en-US"/>
-              </w:rPr>
-              <w:t>kalman</w:t>
-            </w:r>
-            <w:proofErr w:type="spellEnd"/>
-            <w:r>
-              <w:rPr>
-                <w:sz w:val="18"/>
-                <w:szCs w:val="18"/>
-                <w:lang w:val="en-US"/>
-              </w:rPr>
-              <w:t xml:space="preserve"> r </w:t>
-            </w:r>
-            <w:proofErr w:type="spellStart"/>
-            <w:r>
-              <w:rPr>
-                <w:sz w:val="18"/>
-                <w:szCs w:val="18"/>
-                <w:lang w:val="en-US"/>
-              </w:rPr>
-              <w:t>meas</w:t>
-            </w:r>
-            <w:proofErr w:type="spellEnd"/>
-            <w:r>
-              <w:rPr>
-                <w:sz w:val="18"/>
-                <w:szCs w:val="18"/>
-                <w:lang w:val="en-US"/>
-              </w:rPr>
-              <w:t xml:space="preserve"> X</w:t>
+              <w:t>-set kalman r meas X</w:t>
             </w:r>
           </w:p>
         </w:tc>
@@ -2269,7 +2061,6 @@
         </w:rPr>
         <w:t xml:space="preserve"> </w:t>
       </w:r>
-      <w:proofErr w:type="spellStart"/>
       <w:r>
         <w:rPr>
           <w:sz w:val="18"/>
@@ -2278,7 +2069,6 @@
         </w:rPr>
         <w:t>thres</w:t>
       </w:r>
-      <w:proofErr w:type="spellEnd"/>
       <w:r>
         <w:rPr>
           <w:sz w:val="18"/>
@@ -2301,7 +2091,14 @@
           <w:sz w:val="18"/>
           <w:szCs w:val="18"/>
         </w:rPr>
-        <w:t>По техническим вопросам тел. +7 915 287 00 50</w:t>
+        <w:t>По техническим вопросам</w:t>
+      </w:r>
+      <w:r>
+        <w:rPr>
+          <w:sz w:val="18"/>
+          <w:szCs w:val="18"/>
+        </w:rPr>
+        <w:t>:</w:t>
       </w:r>
     </w:p>
     <w:p>
@@ -2320,7 +2117,6 @@
         </w:rPr>
         <w:t xml:space="preserve">Почта: </w:t>
       </w:r>
-      <w:proofErr w:type="spellStart"/>
       <w:r>
         <w:rPr>
           <w:sz w:val="18"/>
@@ -2329,7 +2125,6 @@
         </w:rPr>
         <w:t>baklan</w:t>
       </w:r>
-      <w:proofErr w:type="spellEnd"/>
       <w:r>
         <w:rPr>
           <w:sz w:val="18"/>
@@ -2337,7 +2132,6 @@
         </w:rPr>
         <w:t>.</w:t>
       </w:r>
-      <w:proofErr w:type="spellStart"/>
       <w:r>
         <w:rPr>
           <w:sz w:val="18"/>
@@ -2346,7 +2140,6 @@
         </w:rPr>
         <w:t>vario</w:t>
       </w:r>
-      <w:proofErr w:type="spellEnd"/>
       <w:r>
         <w:rPr>
           <w:sz w:val="18"/>
@@ -2354,7 +2147,6 @@
         </w:rPr>
         <w:t>@</w:t>
       </w:r>
-      <w:proofErr w:type="spellStart"/>
       <w:r>
         <w:rPr>
           <w:sz w:val="18"/>
@@ -2363,7 +2155,6 @@
         </w:rPr>
         <w:t>gmail</w:t>
       </w:r>
-      <w:proofErr w:type="spellEnd"/>
       <w:r>
         <w:rPr>
           <w:sz w:val="18"/>
